--- a/docs/final_report/paper.docx
+++ b/docs/final_report/paper.docx
@@ -111,7 +111,7 @@
                 <w:rFonts w:ascii="Times New Roman" w:hAnsi="Times New Roman" w:cs="Times New Roman" w:eastAsia="Times New Roman"/>
                 <w:sz w:val="20"/>
               </w:rPr>
-              <w:t>Roll No. XX</w:t>
+              <w:t>Roll No. 43</w:t>
             </w:r>
           </w:p>
         </w:tc>
@@ -155,7 +155,7 @@
                 <w:rFonts w:ascii="Times New Roman" w:hAnsi="Times New Roman" w:cs="Times New Roman" w:eastAsia="Times New Roman"/>
                 <w:sz w:val="20"/>
               </w:rPr>
-              <w:t>Roll No. XX</w:t>
+              <w:t>Roll No. 44</w:t>
             </w:r>
           </w:p>
         </w:tc>

--- a/docs/final_report/paper.docx
+++ b/docs/final_report/paper.docx
@@ -7134,152 +7134,6 @@
     <w:p>
       <w:pPr>
         <w:keepNext/>
-        <w:spacing w:before="120" w:after="60" w:line="240" w:lineRule="auto"/>
-        <w:jc w:val="left"/>
-      </w:pPr>
-      <w:r>
-        <w:rPr>
-          <w:rFonts w:ascii="Times New Roman" w:hAnsi="Times New Roman" w:cs="Times New Roman" w:eastAsia="Times New Roman"/>
-          <w:i/>
-          <w:sz w:val="20"/>
-        </w:rPr>
-        <w:t>B. Each fault has its own signature</w:t>
-      </w:r>
-    </w:p>
-    <w:p>
-      <w:pPr>
-        <w:spacing w:before="0" w:after="0" w:line="240" w:lineRule="auto"/>
-        <w:ind w:firstLine="288"/>
-        <w:jc w:val="both"/>
-      </w:pPr>
-      <w:r>
-        <w:rPr>
-          <w:rFonts w:ascii="Times New Roman" w:hAnsi="Times New Roman" w:cs="Times New Roman" w:eastAsia="Times New Roman"/>
-          <w:sz w:val="20"/>
-        </w:rPr>
-        <w:t xml:space="preserve">Fig. </w:t>
-      </w:r>
-      <w:r>
-        <w:rPr>
-          <w:rFonts w:ascii="Times New Roman" w:hAnsi="Times New Roman" w:cs="Times New Roman" w:eastAsia="Times New Roman"/>
-          <w:sz w:val="20"/>
-        </w:rPr>
-        <w:t>8</w:t>
-      </w:r>
-      <w:r>
-        <w:rPr>
-          <w:rFonts w:ascii="Times New Roman" w:hAnsi="Times New Roman" w:cs="Times New Roman" w:eastAsia="Times New Roman"/>
-          <w:sz w:val="20"/>
-        </w:rPr>
-        <w:t xml:space="preserve"> plots damping against frequency for every flick. The added mass lowers </w:t>
-      </w:r>
-      <m:oMath>
-        <m:sSub>
-          <m:e>
-            <m:r>
-              <m:t>f</m:t>
-            </m:r>
-          </m:e>
-          <m:sub>
-            <m:r>
-              <m:t>1</m:t>
-            </m:r>
-          </m:sub>
-        </m:sSub>
-      </m:oMath>
-      <w:r>
-        <w:rPr>
-          <w:rFonts w:ascii="Times New Roman" w:hAnsi="Times New Roman" w:cs="Times New Roman" w:eastAsia="Times New Roman"/>
-          <w:sz w:val="20"/>
-        </w:rPr>
-        <w:t xml:space="preserve"> by 22%, as </w:t>
-      </w:r>
-      <w:r>
-        <w:rPr>
-          <w:rFonts w:ascii="Times New Roman" w:hAnsi="Times New Roman" w:cs="Times New Roman" w:eastAsia="Times New Roman"/>
-          <w:sz w:val="20"/>
-        </w:rPr>
-        <w:t>(1)</w:t>
-      </w:r>
-      <w:r>
-        <w:rPr>
-          <w:rFonts w:ascii="Times New Roman" w:hAnsi="Times New Roman" w:cs="Times New Roman" w:eastAsia="Times New Roman"/>
-          <w:sz w:val="20"/>
-        </w:rPr>
-        <w:t xml:space="preserve"> predicts for an increase in </w:t>
-      </w:r>
-      <m:oMath>
-        <m:r>
-          <m:t>m</m:t>
-        </m:r>
-      </m:oMath>
-      <w:r>
-        <w:rPr>
-          <w:rFonts w:ascii="Times New Roman" w:hAnsi="Times New Roman" w:cs="Times New Roman" w:eastAsia="Times New Roman"/>
-          <w:sz w:val="20"/>
-        </w:rPr>
-        <w:t xml:space="preserve">. Removing clips lowers </w:t>
-      </w:r>
-      <m:oMath>
-        <m:sSub>
-          <m:e>
-            <m:r>
-              <m:t>f</m:t>
-            </m:r>
-          </m:e>
-          <m:sub>
-            <m:r>
-              <m:t>1</m:t>
-            </m:r>
-          </m:sub>
-        </m:sSub>
-      </m:oMath>
-      <w:r>
-        <w:rPr>
-          <w:rFonts w:ascii="Times New Roman" w:hAnsi="Times New Roman" w:cs="Times New Roman" w:eastAsia="Times New Roman"/>
-          <w:sz w:val="20"/>
-        </w:rPr>
-        <w:t xml:space="preserve"> by about 6% through a loss of joint stiffness, and removing the second clip also lowers damping from 2.9% to 1.2%, because less friction remains at the overlap. Loosening the support does not change </w:t>
-      </w:r>
-      <m:oMath>
-        <m:sSub>
-          <m:e>
-            <m:r>
-              <m:t>f</m:t>
-            </m:r>
-          </m:e>
-          <m:sub>
-            <m:r>
-              <m:t>1</m:t>
-            </m:r>
-          </m:sub>
-        </m:sSub>
-      </m:oMath>
-      <w:r>
-        <w:rPr>
-          <w:rFonts w:ascii="Times New Roman" w:hAnsi="Times New Roman" w:cs="Times New Roman" w:eastAsia="Times New Roman"/>
-          <w:sz w:val="20"/>
-        </w:rPr>
-        <w:t xml:space="preserve"> at all (4.75 Hz against 4.74 Hz) but raises damping, since the loosely held end dissipates energy through friction, consistent with the loosening literature </w:t>
-      </w:r>
-      <w:r>
-        <w:rPr>
-          <w:rFonts w:ascii="Times New Roman" w:hAnsi="Times New Roman" w:cs="Times New Roman" w:eastAsia="Times New Roman"/>
-          <w:sz w:val="20"/>
-        </w:rPr>
-        <w:t>[11]</w:t>
-      </w:r>
-      <w:r>
-        <w:rPr>
-          <w:rFonts w:ascii="Times New Roman" w:hAnsi="Times New Roman" w:cs="Times New Roman" w:eastAsia="Times New Roman"/>
-          <w:sz w:val="20"/>
-        </w:rPr>
-        <w:t>. A frequency-only method therefore cannot see this fault.</w:t>
-      </w:r>
-    </w:p>
-    <w:p>
-      <w:pPr>
-        <w:keepNext/>
         <w:spacing w:before="120" w:after="0" w:line="240" w:lineRule="auto"/>
         <w:jc w:val="center"/>
       </w:pPr>
@@ -7341,49 +7195,6 @@
     <w:p>
       <w:pPr>
         <w:keepNext/>
-        <w:spacing w:before="120" w:after="60" w:line="240" w:lineRule="auto"/>
-        <w:jc w:val="left"/>
-      </w:pPr>
-      <w:r>
-        <w:rPr>
-          <w:rFonts w:ascii="Times New Roman" w:hAnsi="Times New Roman" w:cs="Times New Roman" w:eastAsia="Times New Roman"/>
-          <w:i/>
-          <w:sz w:val="20"/>
-        </w:rPr>
-        <w:t>C. Detection limit for support loosening</w:t>
-      </w:r>
-    </w:p>
-    <w:p>
-      <w:pPr>
-        <w:spacing w:before="0" w:after="0" w:line="240" w:lineRule="auto"/>
-        <w:ind w:firstLine="288"/>
-        <w:jc w:val="both"/>
-      </w:pPr>
-      <w:r>
-        <w:rPr>
-          <w:rFonts w:ascii="Times New Roman" w:hAnsi="Times New Roman" w:cs="Times New Roman" w:eastAsia="Times New Roman"/>
-          <w:sz w:val="20"/>
-        </w:rPr>
-        <w:t xml:space="preserve">Fig. </w:t>
-      </w:r>
-      <w:r>
-        <w:rPr>
-          <w:rFonts w:ascii="Times New Roman" w:hAnsi="Times New Roman" w:cs="Times New Roman" w:eastAsia="Times New Roman"/>
-          <w:sz w:val="20"/>
-        </w:rPr>
-        <w:t>9</w:t>
-      </w:r>
-      <w:r>
-        <w:rPr>
-          <w:rFonts w:ascii="Times New Roman" w:hAnsi="Times New Roman" w:cs="Times New Roman" w:eastAsia="Times New Roman"/>
-          <w:sz w:val="20"/>
-        </w:rPr>
-        <w:t xml:space="preserve"> shows damping at each loosening step. At 1/4 and 1/2 turn the damping lies inside the healthy spread, while at 3/4 turn every flick is above the highest healthy flick, with a median increase of 18%. The screw clamp keeps gripping the ruler until it is almost released, so the first two steps are below the detection limit of this setup. On these held-out flicks the neural network labelled 4 of 8 and 3 of 8 as loose support, and the change detector fired once, which is consistent with features that sit on the boundary of the healthy cluster.</w:t>
-      </w:r>
-    </w:p>
-    <w:p>
-      <w:pPr>
-        <w:keepNext/>
         <w:spacing w:before="120" w:after="0" w:line="240" w:lineRule="auto"/>
         <w:jc w:val="center"/>
       </w:pPr>
@@ -7440,6 +7251,256 @@
           <w:sz w:val="16"/>
         </w:rPr>
         <w:t>Damping ratio at each support-loosening step compared with the healthy range.</w:t>
+      </w:r>
+    </w:p>
+    <w:p>
+      <w:pPr>
+        <w:keepNext/>
+        <w:spacing w:before="120" w:after="0" w:line="240" w:lineRule="auto"/>
+        <w:jc w:val="center"/>
+      </w:pPr>
+      <w:r>
+        <w:drawing>
+          <wp:inline xmlns:a="http://schemas.openxmlformats.org/drawingml/2006/main" xmlns:pic="http://schemas.openxmlformats.org/drawingml/2006/picture">
+            <wp:extent cx="2955110" cy="1385208"/>
+            <wp:docPr id="12" name="Picture 12"/>
+            <wp:cNvGraphicFramePr>
+              <a:graphicFrameLocks noChangeAspect="1"/>
+            </wp:cNvGraphicFramePr>
+            <a:graphic>
+              <a:graphicData uri="http://schemas.openxmlformats.org/drawingml/2006/picture">
+                <pic:pic>
+                  <pic:nvPicPr>
+                    <pic:cNvPr id="0" name="accuracy_comparison.png"/>
+                    <pic:cNvPicPr/>
+                  </pic:nvPicPr>
+                  <pic:blipFill>
+                    <a:blip r:embed="rId20"/>
+                    <a:stretch>
+                      <a:fillRect/>
+                    </a:stretch>
+                  </pic:blipFill>
+                  <pic:spPr>
+                    <a:xfrm>
+                      <a:off x="0" y="0"/>
+                      <a:ext cx="2955110" cy="1385208"/>
+                    </a:xfrm>
+                    <a:prstGeom prst="rect"/>
+                  </pic:spPr>
+                </pic:pic>
+              </a:graphicData>
+            </a:graphic>
+          </wp:inline>
+        </w:drawing>
+      </w:r>
+    </w:p>
+    <w:p>
+      <w:pPr>
+        <w:spacing w:before="60" w:after="160" w:line="240" w:lineRule="auto"/>
+        <w:jc w:val="both"/>
+      </w:pPr>
+      <w:r>
+        <w:rPr>
+          <w:rFonts w:ascii="Times New Roman" w:hAnsi="Times New Roman" w:cs="Times New Roman" w:eastAsia="Times New Roman"/>
+          <w:sz w:val="16"/>
+        </w:rPr>
+        <w:t xml:space="preserve">Fig. 10. </w:t>
+      </w:r>
+      <w:r>
+        <w:rPr>
+          <w:rFonts w:ascii="Times New Roman" w:hAnsi="Times New Roman" w:cs="Times New Roman" w:eastAsia="Times New Roman"/>
+          <w:sz w:val="16"/>
+        </w:rPr>
+        <w:t>Accuracy of the frequency-only rule and the three classifiers.</w:t>
+      </w:r>
+    </w:p>
+    <w:p>
+      <w:pPr>
+        <w:keepNext/>
+        <w:spacing w:before="120" w:after="60" w:line="240" w:lineRule="auto"/>
+        <w:jc w:val="left"/>
+      </w:pPr>
+      <w:r>
+        <w:rPr>
+          <w:rFonts w:ascii="Times New Roman" w:hAnsi="Times New Roman" w:cs="Times New Roman" w:eastAsia="Times New Roman"/>
+          <w:i/>
+          <w:sz w:val="20"/>
+        </w:rPr>
+        <w:t>B. Each fault has its own signature</w:t>
+      </w:r>
+    </w:p>
+    <w:p>
+      <w:pPr>
+        <w:spacing w:before="0" w:after="0" w:line="240" w:lineRule="auto"/>
+        <w:ind w:firstLine="288"/>
+        <w:jc w:val="both"/>
+      </w:pPr>
+      <w:r>
+        <w:rPr>
+          <w:rFonts w:ascii="Times New Roman" w:hAnsi="Times New Roman" w:cs="Times New Roman" w:eastAsia="Times New Roman"/>
+          <w:sz w:val="20"/>
+        </w:rPr>
+        <w:t xml:space="preserve">Fig. </w:t>
+      </w:r>
+      <w:r>
+        <w:rPr>
+          <w:rFonts w:ascii="Times New Roman" w:hAnsi="Times New Roman" w:cs="Times New Roman" w:eastAsia="Times New Roman"/>
+          <w:sz w:val="20"/>
+        </w:rPr>
+        <w:t>8</w:t>
+      </w:r>
+      <w:r>
+        <w:rPr>
+          <w:rFonts w:ascii="Times New Roman" w:hAnsi="Times New Roman" w:cs="Times New Roman" w:eastAsia="Times New Roman"/>
+          <w:sz w:val="20"/>
+        </w:rPr>
+        <w:t xml:space="preserve"> plots damping against frequency for every flick. The added mass lowers </w:t>
+      </w:r>
+      <m:oMath>
+        <m:sSub>
+          <m:e>
+            <m:r>
+              <m:t>f</m:t>
+            </m:r>
+          </m:e>
+          <m:sub>
+            <m:r>
+              <m:t>1</m:t>
+            </m:r>
+          </m:sub>
+        </m:sSub>
+      </m:oMath>
+      <w:r>
+        <w:rPr>
+          <w:rFonts w:ascii="Times New Roman" w:hAnsi="Times New Roman" w:cs="Times New Roman" w:eastAsia="Times New Roman"/>
+          <w:sz w:val="20"/>
+        </w:rPr>
+        <w:t xml:space="preserve"> by 22%, as </w:t>
+      </w:r>
+      <w:r>
+        <w:rPr>
+          <w:rFonts w:ascii="Times New Roman" w:hAnsi="Times New Roman" w:cs="Times New Roman" w:eastAsia="Times New Roman"/>
+          <w:sz w:val="20"/>
+        </w:rPr>
+        <w:t>(1)</w:t>
+      </w:r>
+      <w:r>
+        <w:rPr>
+          <w:rFonts w:ascii="Times New Roman" w:hAnsi="Times New Roman" w:cs="Times New Roman" w:eastAsia="Times New Roman"/>
+          <w:sz w:val="20"/>
+        </w:rPr>
+        <w:t xml:space="preserve"> predicts for an increase in </w:t>
+      </w:r>
+      <m:oMath>
+        <m:r>
+          <m:t>m</m:t>
+        </m:r>
+      </m:oMath>
+      <w:r>
+        <w:rPr>
+          <w:rFonts w:ascii="Times New Roman" w:hAnsi="Times New Roman" w:cs="Times New Roman" w:eastAsia="Times New Roman"/>
+          <w:sz w:val="20"/>
+        </w:rPr>
+        <w:t xml:space="preserve">. Removing clips lowers </w:t>
+      </w:r>
+      <m:oMath>
+        <m:sSub>
+          <m:e>
+            <m:r>
+              <m:t>f</m:t>
+            </m:r>
+          </m:e>
+          <m:sub>
+            <m:r>
+              <m:t>1</m:t>
+            </m:r>
+          </m:sub>
+        </m:sSub>
+      </m:oMath>
+      <w:r>
+        <w:rPr>
+          <w:rFonts w:ascii="Times New Roman" w:hAnsi="Times New Roman" w:cs="Times New Roman" w:eastAsia="Times New Roman"/>
+          <w:sz w:val="20"/>
+        </w:rPr>
+        <w:t xml:space="preserve"> by about 6% through a loss of joint stiffness, and removing the second clip also lowers damping from 2.9% to 1.2%, because less friction remains at the overlap. Loosening the support does not change </w:t>
+      </w:r>
+      <m:oMath>
+        <m:sSub>
+          <m:e>
+            <m:r>
+              <m:t>f</m:t>
+            </m:r>
+          </m:e>
+          <m:sub>
+            <m:r>
+              <m:t>1</m:t>
+            </m:r>
+          </m:sub>
+        </m:sSub>
+      </m:oMath>
+      <w:r>
+        <w:rPr>
+          <w:rFonts w:ascii="Times New Roman" w:hAnsi="Times New Roman" w:cs="Times New Roman" w:eastAsia="Times New Roman"/>
+          <w:sz w:val="20"/>
+        </w:rPr>
+        <w:t xml:space="preserve"> at all (4.75 Hz against 4.74 Hz) but raises damping, since the loosely held end dissipates energy through friction, consistent with the loosening literature </w:t>
+      </w:r>
+      <w:r>
+        <w:rPr>
+          <w:rFonts w:ascii="Times New Roman" w:hAnsi="Times New Roman" w:cs="Times New Roman" w:eastAsia="Times New Roman"/>
+          <w:sz w:val="20"/>
+        </w:rPr>
+        <w:t>[11]</w:t>
+      </w:r>
+      <w:r>
+        <w:rPr>
+          <w:rFonts w:ascii="Times New Roman" w:hAnsi="Times New Roman" w:cs="Times New Roman" w:eastAsia="Times New Roman"/>
+          <w:sz w:val="20"/>
+        </w:rPr>
+        <w:t>. A frequency-only method therefore cannot see this fault.</w:t>
+      </w:r>
+    </w:p>
+    <w:p>
+      <w:pPr>
+        <w:keepNext/>
+        <w:spacing w:before="120" w:after="60" w:line="240" w:lineRule="auto"/>
+        <w:jc w:val="left"/>
+      </w:pPr>
+      <w:r>
+        <w:rPr>
+          <w:rFonts w:ascii="Times New Roman" w:hAnsi="Times New Roman" w:cs="Times New Roman" w:eastAsia="Times New Roman"/>
+          <w:i/>
+          <w:sz w:val="20"/>
+        </w:rPr>
+        <w:t>C. Detection limit for support loosening</w:t>
+      </w:r>
+    </w:p>
+    <w:p>
+      <w:pPr>
+        <w:spacing w:before="0" w:after="0" w:line="240" w:lineRule="auto"/>
+        <w:ind w:firstLine="288"/>
+        <w:jc w:val="both"/>
+      </w:pPr>
+      <w:r>
+        <w:rPr>
+          <w:rFonts w:ascii="Times New Roman" w:hAnsi="Times New Roman" w:cs="Times New Roman" w:eastAsia="Times New Roman"/>
+          <w:sz w:val="20"/>
+        </w:rPr>
+        <w:t xml:space="preserve">Fig. </w:t>
+      </w:r>
+      <w:r>
+        <w:rPr>
+          <w:rFonts w:ascii="Times New Roman" w:hAnsi="Times New Roman" w:cs="Times New Roman" w:eastAsia="Times New Roman"/>
+          <w:sz w:val="20"/>
+        </w:rPr>
+        <w:t>9</w:t>
+      </w:r>
+      <w:r>
+        <w:rPr>
+          <w:rFonts w:ascii="Times New Roman" w:hAnsi="Times New Roman" w:cs="Times New Roman" w:eastAsia="Times New Roman"/>
+          <w:sz w:val="20"/>
+        </w:rPr>
+        <w:t xml:space="preserve"> shows damping at each loosening step. At 1/4 and 1/2 turn the damping lies inside the healthy spread, while at 3/4 turn every flick is above the highest healthy flick, with a median increase of 18%. The screw clamp keeps gripping the ruler until it is almost released, so the first two steps are below the detection limit of this setup. On these held-out flicks the neural network labelled 4 of 8 and 3 of 8 as loose support, and the change detector fired once, which is consistent with features that sit on the boundary of the healthy cluster.</w:t>
       </w:r>
     </w:p>
     <w:p>
@@ -7831,79 +7892,7 @@
       <w:r>
         <w:drawing>
           <wp:inline xmlns:a="http://schemas.openxmlformats.org/drawingml/2006/main" xmlns:pic="http://schemas.openxmlformats.org/drawingml/2006/picture">
-            <wp:extent cx="2955110" cy="1385208"/>
-            <wp:docPr id="12" name="Picture 12"/>
-            <wp:cNvGraphicFramePr>
-              <a:graphicFrameLocks noChangeAspect="1"/>
-            </wp:cNvGraphicFramePr>
-            <a:graphic>
-              <a:graphicData uri="http://schemas.openxmlformats.org/drawingml/2006/picture">
-                <pic:pic>
-                  <pic:nvPicPr>
-                    <pic:cNvPr id="0" name="accuracy_comparison.png"/>
-                    <pic:cNvPicPr/>
-                  </pic:nvPicPr>
-                  <pic:blipFill>
-                    <a:blip r:embed="rId20"/>
-                    <a:stretch>
-                      <a:fillRect/>
-                    </a:stretch>
-                  </pic:blipFill>
-                  <pic:spPr>
-                    <a:xfrm>
-                      <a:off x="0" y="0"/>
-                      <a:ext cx="2955110" cy="1385208"/>
-                    </a:xfrm>
-                    <a:prstGeom prst="rect"/>
-                  </pic:spPr>
-                </pic:pic>
-              </a:graphicData>
-            </a:graphic>
-          </wp:inline>
-        </w:drawing>
-      </w:r>
-    </w:p>
-    <w:p>
-      <w:pPr>
-        <w:spacing w:before="60" w:after="160" w:line="240" w:lineRule="auto"/>
-        <w:jc w:val="both"/>
-      </w:pPr>
-      <w:r>
-        <w:rPr>
-          <w:rFonts w:ascii="Times New Roman" w:hAnsi="Times New Roman" w:cs="Times New Roman" w:eastAsia="Times New Roman"/>
-          <w:sz w:val="16"/>
-        </w:rPr>
-        <w:t xml:space="preserve">Fig. 10. </w:t>
-      </w:r>
-      <w:r>
-        <w:rPr>
-          <w:rFonts w:ascii="Times New Roman" w:hAnsi="Times New Roman" w:cs="Times New Roman" w:eastAsia="Times New Roman"/>
-          <w:sz w:val="16"/>
-        </w:rPr>
-        <w:t>Accuracy of the frequency-only rule and the three classifiers.</w:t>
-      </w:r>
-    </w:p>
-    <w:p>
-      <w:pPr>
-        <w:sectPr>
-          <w:type w:val="continuous"/>
-          <w:pgSz w:w="12240" w:h="15840"/>
-          <w:pgMar w:top="1080" w:right="900" w:bottom="1440" w:left="900" w:header="720" w:footer="720" w:gutter="0"/>
-          <w:cols w:space="288" w:num="2"/>
-          <w:docGrid w:linePitch="360"/>
-        </w:sectPr>
-      </w:pPr>
-    </w:p>
-    <w:p>
-      <w:pPr>
-        <w:keepNext/>
-        <w:spacing w:before="120" w:after="0" w:line="240" w:lineRule="auto"/>
-        <w:jc w:val="center"/>
-      </w:pPr>
-      <w:r>
-        <w:drawing>
-          <wp:inline xmlns:a="http://schemas.openxmlformats.org/drawingml/2006/main" xmlns:pic="http://schemas.openxmlformats.org/drawingml/2006/picture">
-            <wp:extent cx="6080302" cy="1976098"/>
+            <wp:extent cx="2955111" cy="960411"/>
             <wp:docPr id="13" name="Picture 13"/>
             <wp:cNvGraphicFramePr>
               <a:graphicFrameLocks noChangeAspect="1"/>
@@ -7924,7 +7913,7 @@
                   <pic:spPr>
                     <a:xfrm>
                       <a:off x="0" y="0"/>
-                      <a:ext cx="6080302" cy="1976098"/>
+                      <a:ext cx="2955111" cy="960411"/>
                     </a:xfrm>
                     <a:prstGeom prst="rect"/>
                   </pic:spPr>
@@ -7952,19 +7941,8 @@
           <w:rFonts w:ascii="Times New Roman" w:hAnsi="Times New Roman" w:cs="Times New Roman" w:eastAsia="Times New Roman"/>
           <w:sz w:val="16"/>
         </w:rPr>
-        <w:t>Confusion matrices from cross-validation.</w:t>
-      </w:r>
-    </w:p>
-    <w:p>
-      <w:pPr>
-        <w:sectPr>
-          <w:type w:val="continuous"/>
-          <w:pgSz w:w="12240" w:h="15840"/>
-          <w:pgMar w:top="1080" w:right="900" w:bottom="1440" w:left="900" w:header="720" w:footer="720" w:gutter="0"/>
-          <w:cols w:space="288" w:num="1"/>
-          <w:docGrid w:linePitch="360"/>
-        </w:sectPr>
-      </w:pPr>
+        <w:t>Confusion matrices from cross-validation (left to right: frequency only, decision tree, neural network).</w:t>
+      </w:r>
     </w:p>
     <w:p>
       <w:pPr>
@@ -8022,17 +8000,6 @@
         </w:rPr>
         <w:t>, right).</w:t>
       </w:r>
-    </w:p>
-    <w:p>
-      <w:pPr>
-        <w:sectPr>
-          <w:type w:val="continuous"/>
-          <w:pgSz w:w="12240" w:h="15840"/>
-          <w:pgMar w:top="1080" w:right="900" w:bottom="1440" w:left="900" w:header="720" w:footer="720" w:gutter="0"/>
-          <w:cols w:space="288" w:num="2"/>
-          <w:docGrid w:linePitch="360"/>
-        </w:sectPr>
-      </w:pPr>
     </w:p>
     <w:tbl>
       <w:tblPr>
@@ -8047,7 +8014,7 @@
       <w:tr>
         <w:tc>
           <w:tcPr>
-            <w:tcW w:type="dxa" w:w="4216"/>
+            <w:tcW w:type="dxa" w:w="2047"/>
           </w:tcPr>
           <w:p>
             <w:pPr>
@@ -8057,7 +8024,7 @@
             <w:r>
               <w:drawing>
                 <wp:inline xmlns:a="http://schemas.openxmlformats.org/drawingml/2006/main" xmlns:pic="http://schemas.openxmlformats.org/drawingml/2006/picture">
-                  <wp:extent cx="2585767" cy="2187957"/>
+                  <wp:extent cx="1208565" cy="1022632"/>
                   <wp:docPr id="14" name="Picture 14"/>
                   <wp:cNvGraphicFramePr>
                     <a:graphicFrameLocks noChangeAspect="1"/>
@@ -8078,7 +8045,7 @@
                         <pic:spPr>
                           <a:xfrm>
                             <a:off x="0" y="0"/>
-                            <a:ext cx="2585767" cy="2187957"/>
+                            <a:ext cx="1208565" cy="1022632"/>
                           </a:xfrm>
                           <a:prstGeom prst="rect"/>
                         </pic:spPr>
@@ -8092,7 +8059,7 @@
         </w:tc>
         <w:tc>
           <w:tcPr>
-            <w:tcW w:type="dxa" w:w="5312"/>
+            <w:tcW w:type="dxa" w:w="2560"/>
           </w:tcPr>
           <w:p>
             <w:pPr>
@@ -8102,7 +8069,7 @@
             <w:r>
               <w:drawing>
                 <wp:inline xmlns:a="http://schemas.openxmlformats.org/drawingml/2006/main" xmlns:pic="http://schemas.openxmlformats.org/drawingml/2006/picture">
-                  <wp:extent cx="3281936" cy="2187957"/>
+                  <wp:extent cx="1533948" cy="1022632"/>
                   <wp:docPr id="15" name="Picture 15"/>
                   <wp:cNvGraphicFramePr>
                     <a:graphicFrameLocks noChangeAspect="1"/>
@@ -8123,7 +8090,7 @@
                         <pic:spPr>
                           <a:xfrm>
                             <a:off x="0" y="0"/>
-                            <a:ext cx="3281936" cy="2187957"/>
+                            <a:ext cx="1533948" cy="1022632"/>
                           </a:xfrm>
                           <a:prstGeom prst="rect"/>
                         </pic:spPr>
@@ -8156,17 +8123,6 @@
         </w:rPr>
         <w:t>Left: predicted against true health score. Right: health over successive loosening steps and the predicted unsafe point.</w:t>
       </w:r>
-    </w:p>
-    <w:p>
-      <w:pPr>
-        <w:sectPr>
-          <w:type w:val="continuous"/>
-          <w:pgSz w:w="12240" w:h="15840"/>
-          <w:pgMar w:top="1080" w:right="900" w:bottom="1440" w:left="900" w:header="720" w:footer="720" w:gutter="0"/>
-          <w:cols w:space="288" w:num="1"/>
-          <w:docGrid w:linePitch="360"/>
-        </w:sectPr>
-      </w:pPr>
     </w:p>
     <w:p>
       <w:pPr>

--- a/docs/final_report/paper.docx
+++ b/docs/final_report/paper.docx
@@ -1136,7 +1136,7 @@
           <w:rFonts w:ascii="Times New Roman" w:hAnsi="Times New Roman" w:cs="Times New Roman" w:eastAsia="Times New Roman"/>
           <w:sz w:val="20"/>
         </w:rPr>
-        <w:t xml:space="preserve"> summarises the closest works. Existing edge SHM studies use capable processors and anomaly-only or black-box models, while the beam classification studies run on a PC. None of them combines fault-type classification, a severity score and a change detector on a basic Cortex-M3, verified against real data with bit-level agreement between the PC and the board.</w:t>
+        <w:t xml:space="preserve"> summarises the closest works. Existing edge SHM studies use capable processors and anomaly-only or black-box models, while the beam classification studies run on a PC. None of them combines fault-type classification, a severity score and a change detector on a basic Cortex-M3, verified against real data with identical outputs from the PC and the board.</w:t>
       </w:r>
     </w:p>
     <w:p>
@@ -2434,7 +2434,7 @@
           <w:rFonts w:ascii="Times New Roman" w:hAnsi="Times New Roman" w:cs="Times New Roman" w:eastAsia="Times New Roman"/>
           <w:sz w:val="20"/>
         </w:rPr>
-        <w:t xml:space="preserve">C bus on two GPIO pins, with the range set to </w:t>
+        <w:t xml:space="preserve">C bus on two GPIO pins, with its measuring range set to </w:t>
       </w:r>
       <m:oMath>
         <m:r>
@@ -2452,7 +2452,7 @@
           <w:rFonts w:ascii="Times New Roman" w:hAnsi="Times New Roman" w:cs="Times New Roman" w:eastAsia="Times New Roman"/>
           <w:sz w:val="20"/>
         </w:rPr>
-        <w:t xml:space="preserve"> g and the internal low-pass filter at 44 Hz to prevent aliasing. Timer 0 triggers a reading every 10 ms. The board's 16</w:t>
+        <w:t xml:space="preserve"> g, so it can read accelerations up to four times gravity in either direction, and its internal low-pass filter set to 44 Hz to prevent aliasing. Timer 0 triggers a reading every 10 ms. The board's 16</w:t>
       </w:r>
       <m:oMath>
         <m:r>
@@ -2494,7 +2494,7 @@
       <w:r>
         <w:drawing>
           <wp:inline xmlns:a="http://schemas.openxmlformats.org/drawingml/2006/main" xmlns:pic="http://schemas.openxmlformats.org/drawingml/2006/picture">
-            <wp:extent cx="2955112" cy="1710695"/>
+            <wp:extent cx="2955111" cy="1795472"/>
             <wp:docPr id="6" name="Picture 6"/>
             <wp:cNvGraphicFramePr>
               <a:graphicFrameLocks noChangeAspect="1"/>
@@ -2515,7 +2515,7 @@
                   <pic:spPr>
                     <a:xfrm>
                       <a:off x="0" y="0"/>
-                      <a:ext cx="2955112" cy="1710695"/>
+                      <a:ext cx="2955111" cy="1795472"/>
                     </a:xfrm>
                     <a:prstGeom prst="rect"/>
                   </pic:spPr>

--- a/docs/final_report/paper.docx
+++ b/docs/final_report/paper.docx
@@ -8136,7 +8136,7 @@
           <w:i/>
           <w:sz w:val="20"/>
         </w:rPr>
-        <w:t>F. On-board operation</w:t>
+        <w:t>F. On-board operation and reporting</w:t>
       </w:r>
     </w:p>
     <w:p>
@@ -8165,6 +8165,20 @@
           <w:sz w:val="20"/>
         </w:rPr>
         <w:t xml:space="preserve"> shows the board reporting a detected change and an unsafe health value during a fault test.</w:t>
+      </w:r>
+    </w:p>
+    <w:p>
+      <w:pPr>
+        <w:spacing w:before="0" w:after="0" w:line="240" w:lineRule="auto"/>
+        <w:ind w:firstLine="288"/>
+        <w:jc w:val="both"/>
+      </w:pPr>
+      <w:r>
+        <w:rPr>
+          <w:rFonts w:ascii="Times New Roman" w:hAnsi="Times New Roman" w:cs="Times New Roman" w:eastAsia="Times New Roman"/>
+          <w:sz w:val="20"/>
+        </w:rPr>
+        <w:t>As an optional final step, the laptop sends the per-condition results (median frequency, damping, health, predicted class and confidence, the cross-validated accuracies and the trend forecast) to a large language model (gpt-oss-120b through the Groq API, with Gemini as a fallback) and asks it to write a short inspection report in plain English. The language model only explains the results; every number comes from the measured table, and all detection and classification is done by the models on the board. In our run the generated report correctly called loose joint 2 and the 3/4 turn support unsafe and the added mass harmless, but it overstated the classifier confidence for the first two loosening steps, so such a report must always be checked against the table.</w:t>
       </w:r>
     </w:p>
     <w:p>

--- a/docs/final_report/paper.docx
+++ b/docs/final_report/paper.docx
@@ -2133,109 +2133,47 @@
         <w:t>: the G-clamp screw loosened in three steps of about 1/4, 1/2 and 3/4 turn; 3/4 turn is the loosest setting at which the beam still stays in place.</w:t>
       </w:r>
     </w:p>
-    <w:tbl>
-      <w:tblPr>
-        <w:tblW w:type="auto" w:w="0"/>
+    <w:p>
+      <w:pPr>
+        <w:keepNext/>
+        <w:spacing w:before="120" w:after="0" w:line="240" w:lineRule="auto"/>
         <w:jc w:val="center"/>
-        <w:tblLook w:firstColumn="1" w:firstRow="1" w:lastColumn="0" w:lastRow="0" w:noHBand="0" w:noVBand="1" w:val="04A0"/>
-      </w:tblPr>
-      <w:tblGrid>
-        <w:gridCol w:w="5220"/>
-        <w:gridCol w:w="5220"/>
-      </w:tblGrid>
-      <w:tr>
-        <w:tc>
-          <w:tcPr>
-            <w:tcW w:type="dxa" w:w="1699"/>
-          </w:tcPr>
-          <w:p>
-            <w:pPr>
-              <w:spacing w:after="0"/>
-              <w:jc w:val="center"/>
-            </w:pPr>
-            <w:r>
-              <w:drawing>
-                <wp:inline xmlns:a="http://schemas.openxmlformats.org/drawingml/2006/main" xmlns:pic="http://schemas.openxmlformats.org/drawingml/2006/picture">
-                  <wp:extent cx="987304" cy="1316406"/>
-                  <wp:docPr id="2" name="Picture 2"/>
-                  <wp:cNvGraphicFramePr>
-                    <a:graphicFrameLocks noChangeAspect="1"/>
-                  </wp:cNvGraphicFramePr>
-                  <a:graphic>
-                    <a:graphicData uri="http://schemas.openxmlformats.org/drawingml/2006/picture">
-                      <pic:pic>
-                        <pic:nvPicPr>
-                          <pic:cNvPr id="0" name="photo_setup_coin.jpg"/>
-                          <pic:cNvPicPr/>
-                        </pic:nvPicPr>
-                        <pic:blipFill>
-                          <a:blip r:embed="rId10"/>
-                          <a:stretch>
-                            <a:fillRect/>
-                          </a:stretch>
-                        </pic:blipFill>
-                        <pic:spPr>
-                          <a:xfrm>
-                            <a:off x="0" y="0"/>
-                            <a:ext cx="987304" cy="1316406"/>
-                          </a:xfrm>
-                          <a:prstGeom prst="rect"/>
-                        </pic:spPr>
-                      </pic:pic>
-                    </a:graphicData>
-                  </a:graphic>
-                </wp:inline>
-              </w:drawing>
-            </w:r>
-          </w:p>
-        </w:tc>
-        <w:tc>
-          <w:tcPr>
-            <w:tcW w:type="dxa" w:w="2908"/>
-          </w:tcPr>
-          <w:p>
-            <w:pPr>
-              <w:spacing w:after="0"/>
-              <w:jc w:val="center"/>
-            </w:pPr>
-            <w:r>
-              <w:drawing>
-                <wp:inline xmlns:a="http://schemas.openxmlformats.org/drawingml/2006/main" xmlns:pic="http://schemas.openxmlformats.org/drawingml/2006/picture">
-                  <wp:extent cx="1755208" cy="1316406"/>
-                  <wp:docPr id="3" name="Picture 3"/>
-                  <wp:cNvGraphicFramePr>
-                    <a:graphicFrameLocks noChangeAspect="1"/>
-                  </wp:cNvGraphicFramePr>
-                  <a:graphic>
-                    <a:graphicData uri="http://schemas.openxmlformats.org/drawingml/2006/picture">
-                      <pic:pic>
-                        <pic:nvPicPr>
-                          <pic:cNvPr id="0" name="photo_setup_top.jpg"/>
-                          <pic:cNvPicPr/>
-                        </pic:nvPicPr>
-                        <pic:blipFill>
-                          <a:blip r:embed="rId11"/>
-                          <a:stretch>
-                            <a:fillRect/>
-                          </a:stretch>
-                        </pic:blipFill>
-                        <pic:spPr>
-                          <a:xfrm>
-                            <a:off x="0" y="0"/>
-                            <a:ext cx="1755208" cy="1316406"/>
-                          </a:xfrm>
-                          <a:prstGeom prst="rect"/>
-                        </pic:spPr>
-                      </pic:pic>
-                    </a:graphicData>
-                  </a:graphic>
-                </wp:inline>
-              </w:drawing>
-            </w:r>
-          </w:p>
-        </w:tc>
-      </w:tr>
-    </w:tbl>
+      </w:pPr>
+      <w:r>
+        <w:drawing>
+          <wp:inline xmlns:a="http://schemas.openxmlformats.org/drawingml/2006/main" xmlns:pic="http://schemas.openxmlformats.org/drawingml/2006/picture">
+            <wp:extent cx="2955111" cy="1403853"/>
+            <wp:docPr id="2" name="Picture 2"/>
+            <wp:cNvGraphicFramePr>
+              <a:graphicFrameLocks noChangeAspect="1"/>
+            </wp:cNvGraphicFramePr>
+            <a:graphic>
+              <a:graphicData uri="http://schemas.openxmlformats.org/drawingml/2006/picture">
+                <pic:pic>
+                  <pic:nvPicPr>
+                    <pic:cNvPr id="0" name="photo_pair_setup.jpg"/>
+                    <pic:cNvPicPr/>
+                  </pic:nvPicPr>
+                  <pic:blipFill>
+                    <a:blip r:embed="rId10"/>
+                    <a:stretch>
+                      <a:fillRect/>
+                    </a:stretch>
+                  </pic:blipFill>
+                  <pic:spPr>
+                    <a:xfrm>
+                      <a:off x="0" y="0"/>
+                      <a:ext cx="2955111" cy="1403853"/>
+                    </a:xfrm>
+                    <a:prstGeom prst="rect"/>
+                  </pic:spPr>
+                </pic:pic>
+              </a:graphicData>
+            </a:graphic>
+          </wp:inline>
+        </w:drawing>
+      </w:r>
+    </w:p>
     <w:p>
       <w:pPr>
         <w:spacing w:before="60" w:after="160" w:line="240" w:lineRule="auto"/>
@@ -2256,109 +2194,47 @@
         <w:t>Experimental setup. Left: LPC1768 board, power supply and the clamped two-ruler cantilever with the MPU6050 near the tip. Right: side view showing the three binder clips, the G-clamp and the wiring to the board.</w:t>
       </w:r>
     </w:p>
-    <w:tbl>
-      <w:tblPr>
-        <w:tblW w:type="auto" w:w="0"/>
+    <w:p>
+      <w:pPr>
+        <w:keepNext/>
+        <w:spacing w:before="120" w:after="0" w:line="240" w:lineRule="auto"/>
         <w:jc w:val="center"/>
-        <w:tblLook w:firstColumn="1" w:firstRow="1" w:lastColumn="0" w:lastRow="0" w:noHBand="0" w:noVBand="1" w:val="04A0"/>
-      </w:tblPr>
-      <w:tblGrid>
-        <w:gridCol w:w="5220"/>
-        <w:gridCol w:w="5220"/>
-      </w:tblGrid>
-      <w:tr>
-        <w:tc>
-          <w:tcPr>
-            <w:tcW w:type="dxa" w:w="2303"/>
-          </w:tcPr>
-          <w:p>
-            <w:pPr>
-              <w:spacing w:after="0"/>
-              <w:jc w:val="center"/>
-            </w:pPr>
-            <w:r>
-              <w:drawing>
-                <wp:inline xmlns:a="http://schemas.openxmlformats.org/drawingml/2006/main" xmlns:pic="http://schemas.openxmlformats.org/drawingml/2006/picture">
-                  <wp:extent cx="1371256" cy="1828342"/>
-                  <wp:docPr id="4" name="Picture 4"/>
-                  <wp:cNvGraphicFramePr>
-                    <a:graphicFrameLocks noChangeAspect="1"/>
-                  </wp:cNvGraphicFramePr>
-                  <a:graphic>
-                    <a:graphicData uri="http://schemas.openxmlformats.org/drawingml/2006/picture">
-                      <pic:pic>
-                        <pic:nvPicPr>
-                          <pic:cNvPr id="0" name="photo_coin_close.jpg"/>
-                          <pic:cNvPicPr/>
-                        </pic:nvPicPr>
-                        <pic:blipFill>
-                          <a:blip r:embed="rId12"/>
-                          <a:stretch>
-                            <a:fillRect/>
-                          </a:stretch>
-                        </pic:blipFill>
-                        <pic:spPr>
-                          <a:xfrm>
-                            <a:off x="0" y="0"/>
-                            <a:ext cx="1371256" cy="1828342"/>
-                          </a:xfrm>
-                          <a:prstGeom prst="rect"/>
-                        </pic:spPr>
-                      </pic:pic>
-                    </a:graphicData>
-                  </a:graphic>
-                </wp:inline>
-              </w:drawing>
-            </w:r>
-          </w:p>
-        </w:tc>
-        <w:tc>
-          <w:tcPr>
-            <w:tcW w:type="dxa" w:w="2303"/>
-          </w:tcPr>
-          <w:p>
-            <w:pPr>
-              <w:spacing w:after="0"/>
-              <w:jc w:val="center"/>
-            </w:pPr>
-            <w:r>
-              <w:drawing>
-                <wp:inline xmlns:a="http://schemas.openxmlformats.org/drawingml/2006/main" xmlns:pic="http://schemas.openxmlformats.org/drawingml/2006/picture">
-                  <wp:extent cx="1371256" cy="1828342"/>
-                  <wp:docPr id="5" name="Picture 5"/>
-                  <wp:cNvGraphicFramePr>
-                    <a:graphicFrameLocks noChangeAspect="1"/>
-                  </wp:cNvGraphicFramePr>
-                  <a:graphic>
-                    <a:graphicData uri="http://schemas.openxmlformats.org/drawingml/2006/picture">
-                      <pic:pic>
-                        <pic:nvPicPr>
-                          <pic:cNvPr id="0" name="photo_joint_removed.jpg"/>
-                          <pic:cNvPicPr/>
-                        </pic:nvPicPr>
-                        <pic:blipFill>
-                          <a:blip r:embed="rId13"/>
-                          <a:stretch>
-                            <a:fillRect/>
-                          </a:stretch>
-                        </pic:blipFill>
-                        <pic:spPr>
-                          <a:xfrm>
-                            <a:off x="0" y="0"/>
-                            <a:ext cx="1371256" cy="1828342"/>
-                          </a:xfrm>
-                          <a:prstGeom prst="rect"/>
-                        </pic:spPr>
-                      </pic:pic>
-                    </a:graphicData>
-                  </a:graphic>
-                </wp:inline>
-              </w:drawing>
-            </w:r>
-          </w:p>
-        </w:tc>
-      </w:tr>
-    </w:tbl>
+      </w:pPr>
+      <w:r>
+        <w:drawing>
+          <wp:inline xmlns:a="http://schemas.openxmlformats.org/drawingml/2006/main" xmlns:pic="http://schemas.openxmlformats.org/drawingml/2006/picture">
+            <wp:extent cx="2955112" cy="1942327"/>
+            <wp:docPr id="3" name="Picture 3"/>
+            <wp:cNvGraphicFramePr>
+              <a:graphicFrameLocks noChangeAspect="1"/>
+            </wp:cNvGraphicFramePr>
+            <a:graphic>
+              <a:graphicData uri="http://schemas.openxmlformats.org/drawingml/2006/picture">
+                <pic:pic>
+                  <pic:nvPicPr>
+                    <pic:cNvPr id="0" name="photo_pair_faults.jpg"/>
+                    <pic:cNvPicPr/>
+                  </pic:nvPicPr>
+                  <pic:blipFill>
+                    <a:blip r:embed="rId11"/>
+                    <a:stretch>
+                      <a:fillRect/>
+                    </a:stretch>
+                  </pic:blipFill>
+                  <pic:spPr>
+                    <a:xfrm>
+                      <a:off x="0" y="0"/>
+                      <a:ext cx="2955112" cy="1942327"/>
+                    </a:xfrm>
+                    <a:prstGeom prst="rect"/>
+                  </pic:spPr>
+                </pic:pic>
+              </a:graphicData>
+            </a:graphic>
+          </wp:inline>
+        </w:drawing>
+      </w:r>
+    </w:p>
     <w:p>
       <w:pPr>
         <w:spacing w:before="60" w:after="160" w:line="240" w:lineRule="auto"/>
@@ -2495,7 +2371,7 @@
         <w:drawing>
           <wp:inline xmlns:a="http://schemas.openxmlformats.org/drawingml/2006/main" xmlns:pic="http://schemas.openxmlformats.org/drawingml/2006/picture">
             <wp:extent cx="2955111" cy="1795472"/>
-            <wp:docPr id="6" name="Picture 6"/>
+            <wp:docPr id="4" name="Picture 4"/>
             <wp:cNvGraphicFramePr>
               <a:graphicFrameLocks noChangeAspect="1"/>
             </wp:cNvGraphicFramePr>
@@ -2507,7 +2383,7 @@
                     <pic:cNvPicPr/>
                   </pic:nvPicPr>
                   <pic:blipFill>
-                    <a:blip r:embed="rId14"/>
+                    <a:blip r:embed="rId12"/>
                     <a:stretch>
                       <a:fillRect/>
                     </a:stretch>
@@ -2555,8 +2431,8 @@
       <w:r>
         <w:drawing>
           <wp:inline xmlns:a="http://schemas.openxmlformats.org/drawingml/2006/main" xmlns:pic="http://schemas.openxmlformats.org/drawingml/2006/picture">
-            <wp:extent cx="2955112" cy="2216334"/>
-            <wp:docPr id="7" name="Picture 7"/>
+            <wp:extent cx="2955111" cy="2045846"/>
+            <wp:docPr id="5" name="Picture 5"/>
             <wp:cNvGraphicFramePr>
               <a:graphicFrameLocks noChangeAspect="1"/>
             </wp:cNvGraphicFramePr>
@@ -2568,7 +2444,7 @@
                     <pic:cNvPicPr/>
                   </pic:nvPicPr>
                   <pic:blipFill>
-                    <a:blip r:embed="rId15"/>
+                    <a:blip r:embed="rId13"/>
                     <a:stretch>
                       <a:fillRect/>
                     </a:stretch>
@@ -2576,7 +2452,7 @@
                   <pic:spPr>
                     <a:xfrm>
                       <a:off x="0" y="0"/>
-                      <a:ext cx="2955112" cy="2216334"/>
+                      <a:ext cx="2955111" cy="2045846"/>
                     </a:xfrm>
                     <a:prstGeom prst="rect"/>
                   </pic:spPr>
@@ -3110,11 +2986,32 @@
           <m:rPr>
             <m:sty m:val="p"/>
           </m:rPr>
-          <m:t>,</m:t>
+          <m:t>.</m:t>
         </m:r>
-        <m:r>
-          <m:t>  </m:t>
-        </m:r>
+      </m:oMath>
+      <w:r>
+        <w:rPr>
+          <w:rFonts w:ascii="Times New Roman" w:hAnsi="Times New Roman" w:cs="Times New Roman" w:eastAsia="Times New Roman"/>
+          <w:sz w:val="20"/>
+        </w:rPr>
+        <w:tab/>
+        <w:t>(3)</w:t>
+      </w:r>
+    </w:p>
+    <w:p>
+      <w:pPr>
+        <w:spacing w:before="0" w:after="0" w:line="240" w:lineRule="auto"/>
+        <w:ind w:firstLine="288"/>
+        <w:jc w:val="both"/>
+      </w:pPr>
+      <w:r>
+        <w:rPr>
+          <w:rFonts w:ascii="Times New Roman" w:hAnsi="Times New Roman" w:cs="Times New Roman" w:eastAsia="Times New Roman"/>
+          <w:sz w:val="20"/>
+        </w:rPr>
+        <w:t xml:space="preserve">The bin width is </w:t>
+      </w:r>
+      <m:oMath>
         <m:r>
           <m:t>Δ</m:t>
         </m:r>
@@ -3127,30 +3024,27 @@
           </m:rPr>
           <m:t>=</m:t>
         </m:r>
-        <m:f>
-          <m:fPr>
-            <m:type m:val="bar"/>
-          </m:fPr>
-          <m:num>
-            <m:sSub>
-              <m:e>
-                <m:r>
-                  <m:t>F</m:t>
-                </m:r>
-              </m:e>
-              <m:sub>
-                <m:r>
-                  <m:t>s</m:t>
-                </m:r>
-              </m:sub>
-            </m:sSub>
-          </m:num>
-          <m:den>
+        <m:sSub>
+          <m:e>
             <m:r>
-              <m:t>N</m:t>
+              <m:t>F</m:t>
             </m:r>
-          </m:den>
-        </m:f>
+          </m:e>
+          <m:sub>
+            <m:r>
+              <m:t>s</m:t>
+            </m:r>
+          </m:sub>
+        </m:sSub>
+        <m:r>
+          <m:rPr>
+            <m:sty m:val="p"/>
+          </m:rPr>
+          <m:t>/</m:t>
+        </m:r>
+        <m:r>
+          <m:t>N</m:t>
+        </m:r>
         <m:r>
           <m:rPr>
             <m:sty m:val="p"/>
@@ -3160,44 +3054,13 @@
         <m:r>
           <m:t>0.098</m:t>
         </m:r>
-        <m:r>
-          <m:t> </m:t>
-        </m:r>
-        <m:r>
-          <m:rPr>
-            <m:nor/>
-            <m:sty m:val="p"/>
-          </m:rPr>
-          <m:t>Hz</m:t>
-        </m:r>
-        <m:r>
-          <m:rPr>
-            <m:sty m:val="p"/>
-          </m:rPr>
-          <m:t>.</m:t>
-        </m:r>
       </m:oMath>
       <w:r>
         <w:rPr>
           <w:rFonts w:ascii="Times New Roman" w:hAnsi="Times New Roman" w:cs="Times New Roman" w:eastAsia="Times New Roman"/>
           <w:sz w:val="20"/>
         </w:rPr>
-        <w:tab/>
-        <w:t>(3)</w:t>
-      </w:r>
-    </w:p>
-    <w:p>
-      <w:pPr>
-        <w:spacing w:before="0" w:after="0" w:line="240" w:lineRule="auto"/>
-        <w:ind w:firstLine="288"/>
-        <w:jc w:val="both"/>
-      </w:pPr>
-      <w:r>
-        <w:rPr>
-          <w:rFonts w:ascii="Times New Roman" w:hAnsi="Times New Roman" w:cs="Times New Roman" w:eastAsia="Times New Roman"/>
-          <w:sz w:val="20"/>
-        </w:rPr>
-        <w:t xml:space="preserve">The largest bin </w:t>
+        <w:t xml:space="preserve"> Hz, and the largest bin </w:t>
       </w:r>
       <m:oMath>
         <m:sSub>
@@ -5423,7 +5286,7 @@
         <w:drawing>
           <wp:inline xmlns:a="http://schemas.openxmlformats.org/drawingml/2006/main" xmlns:pic="http://schemas.openxmlformats.org/drawingml/2006/picture">
             <wp:extent cx="2688336" cy="3840480"/>
-            <wp:docPr id="8" name="Picture 8"/>
+            <wp:docPr id="6" name="Picture 6"/>
             <wp:cNvGraphicFramePr>
               <a:graphicFrameLocks noChangeAspect="1"/>
             </wp:cNvGraphicFramePr>
@@ -5435,7 +5298,7 @@
                     <pic:cNvPicPr/>
                   </pic:nvPicPr>
                   <pic:blipFill>
-                    <a:blip r:embed="rId16"/>
+                    <a:blip r:embed="rId14"/>
                     <a:stretch>
                       <a:fillRect/>
                     </a:stretch>
@@ -7080,7 +6943,7 @@
         <w:drawing>
           <wp:inline xmlns:a="http://schemas.openxmlformats.org/drawingml/2006/main" xmlns:pic="http://schemas.openxmlformats.org/drawingml/2006/picture">
             <wp:extent cx="2955110" cy="1385208"/>
-            <wp:docPr id="9" name="Picture 9"/>
+            <wp:docPr id="7" name="Picture 7"/>
             <wp:cNvGraphicFramePr>
               <a:graphicFrameLocks noChangeAspect="1"/>
             </wp:cNvGraphicFramePr>
@@ -7092,7 +6955,7 @@
                     <pic:cNvPicPr/>
                   </pic:nvPicPr>
                   <pic:blipFill>
-                    <a:blip r:embed="rId17"/>
+                    <a:blip r:embed="rId15"/>
                     <a:stretch>
                       <a:fillRect/>
                     </a:stretch>
@@ -7141,7 +7004,7 @@
         <w:drawing>
           <wp:inline xmlns:a="http://schemas.openxmlformats.org/drawingml/2006/main" xmlns:pic="http://schemas.openxmlformats.org/drawingml/2006/picture">
             <wp:extent cx="2955111" cy="2031639"/>
-            <wp:docPr id="10" name="Picture 10"/>
+            <wp:docPr id="8" name="Picture 8"/>
             <wp:cNvGraphicFramePr>
               <a:graphicFrameLocks noChangeAspect="1"/>
             </wp:cNvGraphicFramePr>
@@ -7153,7 +7016,7 @@
                     <pic:cNvPicPr/>
                   </pic:nvPicPr>
                   <pic:blipFill>
-                    <a:blip r:embed="rId18"/>
+                    <a:blip r:embed="rId16"/>
                     <a:stretch>
                       <a:fillRect/>
                     </a:stretch>
@@ -7202,7 +7065,7 @@
         <w:drawing>
           <wp:inline xmlns:a="http://schemas.openxmlformats.org/drawingml/2006/main" xmlns:pic="http://schemas.openxmlformats.org/drawingml/2006/picture">
             <wp:extent cx="2955112" cy="1871571"/>
-            <wp:docPr id="11" name="Picture 11"/>
+            <wp:docPr id="9" name="Picture 9"/>
             <wp:cNvGraphicFramePr>
               <a:graphicFrameLocks noChangeAspect="1"/>
             </wp:cNvGraphicFramePr>
@@ -7214,7 +7077,7 @@
                     <pic:cNvPicPr/>
                   </pic:nvPicPr>
                   <pic:blipFill>
-                    <a:blip r:embed="rId19"/>
+                    <a:blip r:embed="rId17"/>
                     <a:stretch>
                       <a:fillRect/>
                     </a:stretch>
@@ -7263,7 +7126,7 @@
         <w:drawing>
           <wp:inline xmlns:a="http://schemas.openxmlformats.org/drawingml/2006/main" xmlns:pic="http://schemas.openxmlformats.org/drawingml/2006/picture">
             <wp:extent cx="2955110" cy="1385208"/>
-            <wp:docPr id="12" name="Picture 12"/>
+            <wp:docPr id="10" name="Picture 10"/>
             <wp:cNvGraphicFramePr>
               <a:graphicFrameLocks noChangeAspect="1"/>
             </wp:cNvGraphicFramePr>
@@ -7275,7 +7138,7 @@
                     <pic:cNvPicPr/>
                   </pic:nvPicPr>
                   <pic:blipFill>
-                    <a:blip r:embed="rId20"/>
+                    <a:blip r:embed="rId18"/>
                     <a:stretch>
                       <a:fillRect/>
                     </a:stretch>
@@ -7893,7 +7756,7 @@
         <w:drawing>
           <wp:inline xmlns:a="http://schemas.openxmlformats.org/drawingml/2006/main" xmlns:pic="http://schemas.openxmlformats.org/drawingml/2006/picture">
             <wp:extent cx="2955111" cy="960411"/>
-            <wp:docPr id="13" name="Picture 13"/>
+            <wp:docPr id="11" name="Picture 11"/>
             <wp:cNvGraphicFramePr>
               <a:graphicFrameLocks noChangeAspect="1"/>
             </wp:cNvGraphicFramePr>
@@ -7905,7 +7768,7 @@
                     <pic:cNvPicPr/>
                   </pic:nvPicPr>
                   <pic:blipFill>
-                    <a:blip r:embed="rId21"/>
+                    <a:blip r:embed="rId19"/>
                     <a:stretch>
                       <a:fillRect/>
                     </a:stretch>
@@ -8025,7 +7888,7 @@
               <w:drawing>
                 <wp:inline xmlns:a="http://schemas.openxmlformats.org/drawingml/2006/main" xmlns:pic="http://schemas.openxmlformats.org/drawingml/2006/picture">
                   <wp:extent cx="1208565" cy="1022632"/>
-                  <wp:docPr id="14" name="Picture 14"/>
+                  <wp:docPr id="12" name="Picture 12"/>
                   <wp:cNvGraphicFramePr>
                     <a:graphicFrameLocks noChangeAspect="1"/>
                   </wp:cNvGraphicFramePr>
@@ -8037,7 +7900,7 @@
                           <pic:cNvPicPr/>
                         </pic:nvPicPr>
                         <pic:blipFill>
-                          <a:blip r:embed="rId22"/>
+                          <a:blip r:embed="rId20"/>
                           <a:stretch>
                             <a:fillRect/>
                           </a:stretch>
@@ -8070,7 +7933,7 @@
               <w:drawing>
                 <wp:inline xmlns:a="http://schemas.openxmlformats.org/drawingml/2006/main" xmlns:pic="http://schemas.openxmlformats.org/drawingml/2006/picture">
                   <wp:extent cx="1533948" cy="1022632"/>
-                  <wp:docPr id="15" name="Picture 15"/>
+                  <wp:docPr id="13" name="Picture 13"/>
                   <wp:cNvGraphicFramePr>
                     <a:graphicFrameLocks noChangeAspect="1"/>
                   </wp:cNvGraphicFramePr>
@@ -8082,7 +7945,7 @@
                           <pic:cNvPicPr/>
                         </pic:nvPicPr>
                         <pic:blipFill>
-                          <a:blip r:embed="rId23"/>
+                          <a:blip r:embed="rId21"/>
                           <a:stretch>
                             <a:fillRect/>
                           </a:stretch>

--- a/docs/final_report/paper.docx
+++ b/docs/final_report/paper.docx
@@ -8041,7 +8041,7 @@
           <w:rFonts w:ascii="Times New Roman" w:hAnsi="Times New Roman" w:cs="Times New Roman" w:eastAsia="Times New Roman"/>
           <w:sz w:val="20"/>
         </w:rPr>
-        <w:t>As an optional final step, the laptop sends the per-condition results (median frequency, damping, health, predicted class and confidence, the cross-validated accuracies and the trend forecast) to a large language model (gpt-oss-120b through the Groq API, with Gemini as a fallback) and asks it to write a short inspection report in plain English. The language model only explains the results; every number comes from the measured table, and all detection and classification is done by the models on the board. In our run the generated report correctly called loose joint 2 and the 3/4 turn support unsafe and the added mass harmless, but it overstated the classifier confidence for the first two loosening steps, so such a report must always be checked against the table.</w:t>
+        <w:t>Finally, the laptop transmits the results for each condition (median frequency, damping, health status, predicted class, confidence, cross-validated accuracies and trend prediction) to a large language model (gpt-oss-120b using the Groq API and using Gemini as a fallback). The language model is then prompted to produce a brief inspection summary in simple English. The language model does not make any decisions; all numbers come directly from the measured table, and all detection and classification is performed by the models on the board. In our case, the report correctly identified loose joint 2 and the 3/4 turn support as being unsafe, and identified the added mass as being harmless. However, the confidence of the classifier was exaggerated for the first two steps of loosening. Therefore, the report should always be checked against the table.</w:t>
       </w:r>
     </w:p>
     <w:p>
